--- a/SOP_Pipeline.docx
+++ b/SOP_Pipeline.docx
@@ -80,6 +80,11 @@
     </w:p>
     <w:p>
       <w:pPr>
+        <w:spacing w:after="120"/>
+      </w:pPr>
+    </w:p>
+    <w:p>
+      <w:pPr>
         <w:pStyle w:val="Heading1"/>
       </w:pPr>
       <w:r>
@@ -133,6 +138,11 @@
       <w:r>
         <w:t>pre-aggregated monthly CSV with columns Year, Month, and the ecological response variable (one row per Year–Month). Raw timestamps and replicate-level data must be aggregated before Stage 2.</w:t>
       </w:r>
+    </w:p>
+    <w:p>
+      <w:pPr>
+        <w:spacing w:after="120"/>
+      </w:pPr>
     </w:p>
     <w:p>
       <w:pPr>
@@ -257,6 +267,8 @@
             <w:pPr>
               <w:spacing w:after="40"/>
             </w:pPr>
+            <w:proofErr w:type="spellStart"/>
+            <w:proofErr w:type="gramStart"/>
             <w:r>
               <w:rPr>
                 <w:sz w:val="20"/>
@@ -264,6 +276,8 @@
               </w:rPr>
               <w:t>config.R</w:t>
             </w:r>
+            <w:proofErr w:type="spellEnd"/>
+            <w:proofErr w:type="gramEnd"/>
           </w:p>
         </w:tc>
         <w:tc>
@@ -322,8 +336,17 @@
                 <w:sz w:val="20"/>
                 <w:szCs w:val="20"/>
               </w:rPr>
-              <w:t>STAGE_1_season_candidates.R</w:t>
-            </w:r>
+              <w:t>STAGE_1_season_</w:t>
+            </w:r>
+            <w:proofErr w:type="gramStart"/>
+            <w:r>
+              <w:rPr>
+                <w:sz w:val="20"/>
+                <w:szCs w:val="20"/>
+              </w:rPr>
+              <w:t>candidates.R</w:t>
+            </w:r>
+            <w:proofErr w:type="gramEnd"/>
           </w:p>
         </w:tc>
         <w:tc>
@@ -382,8 +405,17 @@
                 <w:sz w:val="20"/>
                 <w:szCs w:val="20"/>
               </w:rPr>
-              <w:t>STAGE_2_ecological_segmentation.R</w:t>
-            </w:r>
+              <w:t>STAGE_2_ecological_</w:t>
+            </w:r>
+            <w:proofErr w:type="gramStart"/>
+            <w:r>
+              <w:rPr>
+                <w:sz w:val="20"/>
+                <w:szCs w:val="20"/>
+              </w:rPr>
+              <w:t>segmentation.R</w:t>
+            </w:r>
+            <w:proofErr w:type="gramEnd"/>
           </w:p>
         </w:tc>
         <w:tc>
@@ -442,8 +474,17 @@
                 <w:sz w:val="20"/>
                 <w:szCs w:val="20"/>
               </w:rPr>
-              <w:t>STAGE_3_season_validation.R</w:t>
-            </w:r>
+              <w:t>STAGE_3_season_</w:t>
+            </w:r>
+            <w:proofErr w:type="gramStart"/>
+            <w:r>
+              <w:rPr>
+                <w:sz w:val="20"/>
+                <w:szCs w:val="20"/>
+              </w:rPr>
+              <w:t>validation.R</w:t>
+            </w:r>
+            <w:proofErr w:type="gramEnd"/>
           </w:p>
         </w:tc>
         <w:tc>
@@ -502,8 +543,17 @@
                 <w:sz w:val="20"/>
                 <w:szCs w:val="20"/>
               </w:rPr>
-              <w:t>STAGE_4_decision_ranking.R</w:t>
-            </w:r>
+              <w:t>STAGE_4_decision_</w:t>
+            </w:r>
+            <w:proofErr w:type="gramStart"/>
+            <w:r>
+              <w:rPr>
+                <w:sz w:val="20"/>
+                <w:szCs w:val="20"/>
+              </w:rPr>
+              <w:t>ranking.R</w:t>
+            </w:r>
+            <w:proofErr w:type="gramEnd"/>
           </w:p>
         </w:tc>
         <w:tc>
@@ -557,13 +607,24 @@
             <w:pPr>
               <w:spacing w:after="40"/>
             </w:pPr>
-            <w:r>
-              <w:rPr>
-                <w:sz w:val="20"/>
-                <w:szCs w:val="20"/>
-              </w:rPr>
-              <w:t>FINAL_season_assignment.R</w:t>
-            </w:r>
+            <w:proofErr w:type="spellStart"/>
+            <w:r>
+              <w:rPr>
+                <w:sz w:val="20"/>
+                <w:szCs w:val="20"/>
+              </w:rPr>
+              <w:t>FINAL_season_</w:t>
+            </w:r>
+            <w:proofErr w:type="gramStart"/>
+            <w:r>
+              <w:rPr>
+                <w:sz w:val="20"/>
+                <w:szCs w:val="20"/>
+              </w:rPr>
+              <w:t>assignment.R</w:t>
+            </w:r>
+            <w:proofErr w:type="spellEnd"/>
+            <w:proofErr w:type="gramEnd"/>
           </w:p>
         </w:tc>
         <w:tc>
@@ -624,8 +685,8 @@
         <w:tblLook w:val="04A0" w:firstRow="1" w:lastRow="0" w:firstColumn="1" w:lastColumn="0" w:noHBand="0" w:noVBand="1"/>
       </w:tblPr>
       <w:tblGrid>
-        <w:gridCol w:w="3500"/>
-        <w:gridCol w:w="5860"/>
+        <w:gridCol w:w="4737"/>
+        <w:gridCol w:w="4623"/>
       </w:tblGrid>
       <w:tr>
         <w:tc>
@@ -713,12 +774,18 @@
               <w:spacing w:after="40"/>
             </w:pPr>
             <w:r>
-              <w:rPr>
-                <w:sz w:val="20"/>
-                <w:szCs w:val="20"/>
-              </w:rPr>
-              <w:t>config_climate_only.R</w:t>
-            </w:r>
+              <w:t>3STAGE/</w:t>
+            </w:r>
+            <w:proofErr w:type="spellStart"/>
+            <w:r>
+              <w:t>config_climate_</w:t>
+            </w:r>
+            <w:proofErr w:type="gramStart"/>
+            <w:r>
+              <w:t>only.R</w:t>
+            </w:r>
+            <w:proofErr w:type="spellEnd"/>
+            <w:proofErr w:type="gramEnd"/>
           </w:p>
         </w:tc>
         <w:tc>
@@ -777,8 +844,17 @@
                 <w:sz w:val="20"/>
                 <w:szCs w:val="20"/>
               </w:rPr>
-              <w:t>STAGE_1_season_candidates.R</w:t>
-            </w:r>
+              <w:t>STAGE_1_season_</w:t>
+            </w:r>
+            <w:proofErr w:type="gramStart"/>
+            <w:r>
+              <w:rPr>
+                <w:sz w:val="20"/>
+                <w:szCs w:val="20"/>
+              </w:rPr>
+              <w:t>candidates.R</w:t>
+            </w:r>
+            <w:proofErr w:type="gramEnd"/>
           </w:p>
         </w:tc>
         <w:tc>
@@ -833,12 +909,14 @@
               <w:spacing w:after="40"/>
             </w:pPr>
             <w:r>
-              <w:rPr>
-                <w:sz w:val="20"/>
-                <w:szCs w:val="20"/>
-              </w:rPr>
-              <w:t>STAGE_2_season_validation.R</w:t>
-            </w:r>
+              <w:lastRenderedPageBreak/>
+              <w:t>3STAGE/STAGE_2_climate_only_</w:t>
+            </w:r>
+            <w:proofErr w:type="gramStart"/>
+            <w:r>
+              <w:t>validation.R</w:t>
+            </w:r>
+            <w:proofErr w:type="gramEnd"/>
           </w:p>
         </w:tc>
         <w:tc>
@@ -893,12 +971,13 @@
               <w:spacing w:after="40"/>
             </w:pPr>
             <w:r>
-              <w:rPr>
-                <w:sz w:val="20"/>
-                <w:szCs w:val="20"/>
-              </w:rPr>
-              <w:t>STAGE_3_decision_ranking.R</w:t>
-            </w:r>
+              <w:t>3STAGE/STAGE_3_climate_only_</w:t>
+            </w:r>
+            <w:proofErr w:type="gramStart"/>
+            <w:r>
+              <w:t>ranking.R</w:t>
+            </w:r>
+            <w:proofErr w:type="gramEnd"/>
           </w:p>
         </w:tc>
         <w:tc>
@@ -952,14 +1031,24 @@
             <w:pPr>
               <w:spacing w:after="40"/>
             </w:pPr>
-            <w:r>
-              <w:rPr>
-                <w:sz w:val="20"/>
-                <w:szCs w:val="20"/>
-              </w:rPr>
-              <w:lastRenderedPageBreak/>
-              <w:t>FINAL_season_assignment.R</w:t>
-            </w:r>
+            <w:proofErr w:type="spellStart"/>
+            <w:r>
+              <w:rPr>
+                <w:sz w:val="20"/>
+                <w:szCs w:val="20"/>
+              </w:rPr>
+              <w:t>FINAL_season_</w:t>
+            </w:r>
+            <w:proofErr w:type="gramStart"/>
+            <w:r>
+              <w:rPr>
+                <w:sz w:val="20"/>
+                <w:szCs w:val="20"/>
+              </w:rPr>
+              <w:t>assignment.R</w:t>
+            </w:r>
+            <w:proofErr w:type="spellEnd"/>
+            <w:proofErr w:type="gramEnd"/>
           </w:p>
         </w:tc>
         <w:tc>
@@ -997,6 +1086,11 @@
       <w:pPr>
         <w:pStyle w:val="Heading1"/>
       </w:pPr>
+    </w:p>
+    <w:p>
+      <w:pPr>
+        <w:pStyle w:val="Heading1"/>
+      </w:pPr>
       <w:r>
         <w:t>4. Execution Order</w:t>
       </w:r>
@@ -1062,7 +1156,38 @@
         <w:t xml:space="preserve">Note: </w:t>
       </w:r>
       <w:r>
-        <w:t>If using the climate-only pipeline, change the source() call in STAGE_1 from config.R to config_climate_only.R (or rename your config file).</w:t>
+        <w:t xml:space="preserve">If using the climate-only pipeline, change the </w:t>
+      </w:r>
+      <w:proofErr w:type="gramStart"/>
+      <w:r>
+        <w:t>source(</w:t>
+      </w:r>
+      <w:proofErr w:type="gramEnd"/>
+      <w:r>
+        <w:t xml:space="preserve">) call in STAGE_1 from </w:t>
+      </w:r>
+      <w:proofErr w:type="spellStart"/>
+      <w:proofErr w:type="gramStart"/>
+      <w:r>
+        <w:t>config.R</w:t>
+      </w:r>
+      <w:proofErr w:type="spellEnd"/>
+      <w:proofErr w:type="gramEnd"/>
+      <w:r>
+        <w:t xml:space="preserve"> to 3STAGE/</w:t>
+      </w:r>
+      <w:proofErr w:type="spellStart"/>
+      <w:r>
+        <w:t>config_climate_</w:t>
+      </w:r>
+      <w:proofErr w:type="gramStart"/>
+      <w:r>
+        <w:t>only.R</w:t>
+      </w:r>
+      <w:proofErr w:type="spellEnd"/>
+      <w:proofErr w:type="gramEnd"/>
+      <w:r>
+        <w:t xml:space="preserve"> (or rename your config file).</w:t>
       </w:r>
     </w:p>
     <w:p>
@@ -1107,7 +1232,7 @@
         <w:t xml:space="preserve">Climate-only: </w:t>
       </w:r>
       <w:r>
-        <w:t>Run STAGE_2_season_validation.R. Applies block stability and calendar consistency stress tests. Outputs to output_STAGE_2_validation/.</w:t>
+        <w:t>Run 3STAGE/STAGE_2_climate_only_validation.R. Applies block stability and calendar consistency stress tests. Outputs to output_STAGE_2_validation/.</w:t>
       </w:r>
     </w:p>
     <w:p>
@@ -1143,7 +1268,15 @@
         <w:t xml:space="preserve">Full pipeline: </w:t>
       </w:r>
       <w:r>
-        <w:t>Run STAGE_3_season_validation.R, then STAGE_4_decision_ranking.R.</w:t>
+        <w:t>Run STAGE_3_season_</w:t>
+      </w:r>
+      <w:proofErr w:type="gramStart"/>
+      <w:r>
+        <w:t>validation.R</w:t>
+      </w:r>
+      <w:proofErr w:type="gramEnd"/>
+      <w:r>
+        <w:t>, then STAGE_4_decision_ranking.R.</w:t>
       </w:r>
     </w:p>
     <w:p>
@@ -1158,7 +1291,7 @@
         <w:t xml:space="preserve">Climate-only: </w:t>
       </w:r>
       <w:r>
-        <w:t>Run STAGE_3_decision_ranking.R. This is the final scoring stage.</w:t>
+        <w:t>Run 3STAGE/STAGE_3_climate_only_ranking.R. This is the final scoring stage.</w:t>
       </w:r>
     </w:p>
     <w:p>
@@ -1175,14 +1308,53 @@
         <w:spacing w:after="120"/>
       </w:pPr>
       <w:r>
-        <w:t>Run FINAL_season_assignment.R. This reads the bootstrap rank summary from the final stage, extracts the winning candidate, and writes season_assignment_final.csv to the project directory. Join this file to your analysis data on Year and Month.</w:t>
-      </w:r>
+        <w:t xml:space="preserve">Run </w:t>
+      </w:r>
+      <w:proofErr w:type="spellStart"/>
+      <w:r>
+        <w:t>FINAL_season_assignment.R</w:t>
+      </w:r>
+      <w:proofErr w:type="spellEnd"/>
+      <w:r>
+        <w:t>. This reads the bootstrap rank summary from the final stage, extracts the winning candidate, and writes season_assignment_final.csv to the project directory. Join this file to your analysis data on Year and Month.</w:t>
+      </w:r>
+    </w:p>
+    <w:p>
+      <w:pPr>
+        <w:spacing w:after="120"/>
+      </w:pPr>
+    </w:p>
+    <w:p>
+      <w:pPr>
+        <w:spacing w:after="120"/>
+      </w:pPr>
+    </w:p>
+    <w:p>
+      <w:pPr>
+        <w:spacing w:after="120"/>
+      </w:pPr>
+    </w:p>
+    <w:p>
+      <w:pPr>
+        <w:spacing w:after="120"/>
+      </w:pPr>
+    </w:p>
+    <w:p>
+      <w:pPr>
+        <w:spacing w:after="120"/>
+      </w:pPr>
+    </w:p>
+    <w:p>
+      <w:pPr>
+        <w:spacing w:after="120"/>
+      </w:pPr>
     </w:p>
     <w:p>
       <w:pPr>
         <w:pStyle w:val="Heading1"/>
       </w:pPr>
       <w:r>
+        <w:lastRenderedPageBreak/>
         <w:t>5. Scoring Framework</w:t>
       </w:r>
     </w:p>
@@ -1566,7 +1738,23 @@
                 <w:sz w:val="20"/>
                 <w:szCs w:val="20"/>
               </w:rPr>
-              <w:t>Std vs. quantile agreement (BSA_min, normalised conditional entropy)</w:t>
+              <w:t>Std vs. quantile agreement (</w:t>
+            </w:r>
+            <w:proofErr w:type="spellStart"/>
+            <w:r>
+              <w:rPr>
+                <w:sz w:val="20"/>
+                <w:szCs w:val="20"/>
+              </w:rPr>
+              <w:t>BSA_min</w:t>
+            </w:r>
+            <w:proofErr w:type="spellEnd"/>
+            <w:r>
+              <w:rPr>
+                <w:sz w:val="20"/>
+                <w:szCs w:val="20"/>
+              </w:rPr>
+              <w:t>, normalised conditional entropy)</w:t>
             </w:r>
           </w:p>
         </w:tc>
@@ -1684,7 +1872,23 @@
                 <w:sz w:val="20"/>
                 <w:szCs w:val="20"/>
               </w:rPr>
-              <w:t>Stage 1 vs. Stage 2 label agreement (BSA_min, normalised conditional entropy)</w:t>
+              <w:t>Stage 1 vs. Stage 2 label agreement (</w:t>
+            </w:r>
+            <w:proofErr w:type="spellStart"/>
+            <w:r>
+              <w:rPr>
+                <w:sz w:val="20"/>
+                <w:szCs w:val="20"/>
+              </w:rPr>
+              <w:t>BSA_min</w:t>
+            </w:r>
+            <w:proofErr w:type="spellEnd"/>
+            <w:r>
+              <w:rPr>
+                <w:sz w:val="20"/>
+                <w:szCs w:val="20"/>
+              </w:rPr>
+              <w:t>, normalised conditional entropy)</w:t>
             </w:r>
           </w:p>
         </w:tc>
@@ -1694,280 +1898,479 @@
       <w:pPr>
         <w:spacing w:after="120"/>
       </w:pPr>
+    </w:p>
+    <w:p>
+      <w:pPr>
+        <w:spacing w:after="120"/>
+      </w:pPr>
+      <w:r>
+        <w:t>Rank stability is assessed via year-block bootstrap (default B = 300). Weight sensitivity analysis sweeps the tier weight grid to verify the winner is robust to subjective weighting.</w:t>
+      </w:r>
+    </w:p>
+    <w:p>
+      <w:r>
+        <w:t xml:space="preserve">Note: When only one candidate survives all screening stages, the pipeline emits a SINGLE CANDIDATE message instead of the standard ACCEPTABLE/CAUTION quality summary. Bootstrap rank stability metrics (p_top1, </w:t>
+      </w:r>
+      <w:proofErr w:type="spellStart"/>
+      <w:r>
+        <w:t>rank_IQR</w:t>
+      </w:r>
+      <w:proofErr w:type="spellEnd"/>
+      <w:r>
+        <w:t>) and comparative scores are uninformative with a single candidate; evaluate the result on scientific grounds and review filter_results.csv to understand why other candidates were eliminated.</w:t>
+      </w:r>
+    </w:p>
+    <w:p>
+      <w:pPr>
+        <w:spacing w:after="120"/>
+      </w:pPr>
+    </w:p>
+    <w:p>
+      <w:pPr>
+        <w:pStyle w:val="Heading1"/>
+      </w:pPr>
+      <w:r>
+        <w:t>6. Drop Rules (Validation Stage)</w:t>
+      </w:r>
+    </w:p>
+    <w:p>
+      <w:pPr>
+        <w:spacing w:after="120"/>
+      </w:pPr>
+      <w:r>
+        <w:t>The following structural pathologies trigger candidate elimination. These apply identically in both pipeline versions:</w:t>
+      </w:r>
+    </w:p>
+    <w:p>
+      <w:pPr>
+        <w:spacing w:after="120"/>
+      </w:pPr>
+      <w:r>
+        <w:rPr>
+          <w:b/>
+          <w:bCs/>
+        </w:rPr>
+        <w:t xml:space="preserve">Assignment completeness: </w:t>
+      </w:r>
+      <w:r>
+        <w:t>&lt; 90% of months assigned a season label.</w:t>
+      </w:r>
+    </w:p>
+    <w:p>
+      <w:pPr>
+        <w:spacing w:after="120"/>
+      </w:pPr>
+      <w:r>
+        <w:rPr>
+          <w:b/>
+          <w:bCs/>
+        </w:rPr>
+        <w:t xml:space="preserve">Class imbalance: </w:t>
+      </w:r>
+      <w:r>
+        <w:t>Any season level below 10% of months.</w:t>
+      </w:r>
+    </w:p>
+    <w:p>
+      <w:pPr>
+        <w:spacing w:after="120"/>
+      </w:pPr>
+      <w:r>
+        <w:rPr>
+          <w:b/>
+          <w:bCs/>
+        </w:rPr>
+        <w:t xml:space="preserve">Calendar inconsistency: </w:t>
+      </w:r>
+      <w:r>
+        <w:t>M</w:t>
+      </w:r>
+      <w:r>
+        <w:t>ean calendar-month consistency below 0.55.</w:t>
+      </w:r>
+    </w:p>
+    <w:p>
+      <w:pPr>
+        <w:spacing w:after="120"/>
+      </w:pPr>
+      <w:r>
+        <w:rPr>
+          <w:b/>
+          <w:bCs/>
+        </w:rPr>
+        <w:t xml:space="preserve">Block collapse: </w:t>
+      </w:r>
+      <w:r>
+        <w:t>Fewer than 50% of 2-year blocks retain all k season levels.</w:t>
+      </w:r>
+    </w:p>
+    <w:p>
+      <w:pPr>
+        <w:spacing w:after="120"/>
+      </w:pPr>
+      <w:r>
+        <w:rPr>
+          <w:b/>
+          <w:bCs/>
+        </w:rPr>
+        <w:t xml:space="preserve">Block extreme imbalance: </w:t>
+      </w:r>
+      <w:r>
+        <w:t>Any block has a season level below 5% of its months.</w:t>
+      </w:r>
+    </w:p>
+    <w:p>
+      <w:pPr>
+        <w:spacing w:after="120"/>
+      </w:pPr>
+      <w:r>
+        <w:t>Stage</w:t>
+      </w:r>
+      <w:r>
+        <w:t>-</w:t>
+      </w:r>
+      <w:r>
+        <w:t>2 agreement metrics (full pipeline only) are recorded as informational flags but never trigger a drop.</w:t>
+      </w:r>
+    </w:p>
+    <w:p>
+      <w:pPr>
+        <w:spacing w:after="120"/>
+      </w:pPr>
+    </w:p>
+    <w:p>
+      <w:pPr>
+        <w:pStyle w:val="Heading1"/>
+      </w:pPr>
+      <w:r>
+        <w:t>7. Key Output Files</w:t>
+      </w:r>
+    </w:p>
+    <w:p>
+      <w:pPr>
+        <w:spacing w:after="120"/>
+      </w:pPr>
+      <w:r>
+        <w:rPr>
+          <w:b/>
+          <w:bCs/>
+        </w:rPr>
+        <w:t xml:space="preserve">season_assignment_final.csv: </w:t>
+      </w:r>
+      <w:r>
+        <w:t>The final deliverable. Each row maps one Year-Month to a season label with full provenance (driver, method, candidate ID).</w:t>
+      </w:r>
+    </w:p>
+    <w:p>
+      <w:pPr>
+        <w:spacing w:after="120"/>
+      </w:pPr>
+      <w:r>
+        <w:rPr>
+          <w:b/>
+          <w:bCs/>
+        </w:rPr>
+        <w:t xml:space="preserve">decision_table_final.csv: </w:t>
+      </w:r>
+      <w:r>
+        <w:t>Complete decision table for all retained candidates with scores, bootstrap probabilities, and diagnostic columns.</w:t>
+      </w:r>
+    </w:p>
+    <w:p>
+      <w:pPr>
+        <w:spacing w:after="120"/>
+      </w:pPr>
+      <w:r>
+        <w:rPr>
+          <w:b/>
+          <w:bCs/>
+        </w:rPr>
+        <w:t xml:space="preserve">bootstrap_rank_summary.csv: </w:t>
+      </w:r>
+      <w:r>
+        <w:t>Rank stability summary (</w:t>
+      </w:r>
+      <w:proofErr w:type="gramStart"/>
+      <w:r>
+        <w:t>P(</w:t>
+      </w:r>
+      <w:proofErr w:type="gramEnd"/>
+      <w:r>
+        <w:t>rank 1)</w:t>
+      </w:r>
+      <w:r>
+        <w:t>), decision entropy</w:t>
+      </w:r>
+      <w:r>
+        <w:t>).</w:t>
+      </w:r>
+    </w:p>
+    <w:p>
+      <w:pPr>
+        <w:spacing w:after="120"/>
+      </w:pPr>
+      <w:r>
+        <w:rPr>
+          <w:b/>
+          <w:bCs/>
+        </w:rPr>
+        <w:t xml:space="preserve">weight_sensitivity.csv: </w:t>
+      </w:r>
+      <w:r>
+        <w:t>Winner stability across the tier weight grid.</w:t>
+      </w:r>
+    </w:p>
+    <w:p>
       <w:r>
         <w:lastRenderedPageBreak/>
-        <w:t>Rank stability is assessed via year-block bootstrap (default B = 300). Weight sensitivity analysis sweeps the tier weight grid to verify the winner is robust to subjective weighting.</w:t>
-      </w:r>
-    </w:p>
+        <w:t>session_info.txt: Written to each stage's output directory. Records the R version, OS, and all loaded package versions. The primary reproducibility artefact for the run.</w:t>
+      </w:r>
+    </w:p>
+    <w:p/>
     <w:p>
       <w:pPr>
         <w:pStyle w:val="Heading1"/>
       </w:pPr>
       <w:r>
-        <w:t>6. Drop Rules (Validation Stage)</w:t>
-      </w:r>
-    </w:p>
-    <w:p>
-      <w:pPr>
-        <w:spacing w:after="120"/>
-      </w:pPr>
-      <w:r>
-        <w:t>The following structural pathologies trigger candidate elimination. These apply identically in both pipeline versions:</w:t>
-      </w:r>
-    </w:p>
-    <w:p>
-      <w:pPr>
-        <w:spacing w:after="120"/>
-      </w:pPr>
-      <w:r>
-        <w:rPr>
-          <w:b/>
-          <w:bCs/>
-        </w:rPr>
-        <w:t xml:space="preserve">Assignment completeness: </w:t>
-      </w:r>
-      <w:r>
-        <w:t>&lt; 90% of months assigned a season label.</w:t>
-      </w:r>
-    </w:p>
-    <w:p>
-      <w:pPr>
-        <w:spacing w:after="120"/>
-      </w:pPr>
-      <w:r>
-        <w:rPr>
-          <w:b/>
-          <w:bCs/>
-        </w:rPr>
-        <w:t xml:space="preserve">Class imbalance: </w:t>
-      </w:r>
-      <w:r>
-        <w:t>Any season level below 10% of months.</w:t>
-      </w:r>
-    </w:p>
-    <w:p>
-      <w:pPr>
-        <w:spacing w:after="120"/>
-      </w:pPr>
-      <w:r>
-        <w:rPr>
-          <w:b/>
-          <w:bCs/>
-        </w:rPr>
-        <w:t xml:space="preserve">Calendar inconsistency: </w:t>
-      </w:r>
-      <w:r>
-        <w:t>M</w:t>
-      </w:r>
-      <w:r>
-        <w:t>ean calendar-month consistency below 0.55.</w:t>
-      </w:r>
-    </w:p>
-    <w:p>
-      <w:pPr>
-        <w:spacing w:after="120"/>
-      </w:pPr>
-      <w:r>
-        <w:rPr>
-          <w:b/>
-          <w:bCs/>
-        </w:rPr>
-        <w:t xml:space="preserve">Block collapse: </w:t>
-      </w:r>
-      <w:r>
-        <w:t>Fewer than 50% of 2-year blocks retain all k season levels.</w:t>
-      </w:r>
-    </w:p>
-    <w:p>
-      <w:pPr>
-        <w:spacing w:after="120"/>
-      </w:pPr>
-      <w:r>
-        <w:rPr>
-          <w:b/>
-          <w:bCs/>
-        </w:rPr>
-        <w:t xml:space="preserve">Block extreme imbalance: </w:t>
-      </w:r>
-      <w:r>
-        <w:t>Any block has a season level below 5% of its months.</w:t>
-      </w:r>
-    </w:p>
-    <w:p>
-      <w:pPr>
-        <w:spacing w:after="120"/>
-      </w:pPr>
-      <w:r>
-        <w:t>Stage</w:t>
-      </w:r>
-      <w:r>
-        <w:t>-</w:t>
-      </w:r>
-      <w:r>
-        <w:t>2 agreement metrics (full pipeline only) are recorded as informational flags but never trigger a drop.</w:t>
-      </w:r>
+        <w:t>8. Customizing for Your Site</w:t>
+      </w:r>
+    </w:p>
+    <w:p>
+      <w:pPr>
+        <w:spacing w:after="120"/>
+      </w:pPr>
+      <w:r>
+        <w:t>All site-specific parameters are in the config file. The most important settings to review are:</w:t>
+      </w:r>
+    </w:p>
+    <w:p>
+      <w:pPr>
+        <w:spacing w:after="120"/>
+        <w:rPr>
+          <w:b/>
+          <w:bCs/>
+        </w:rPr>
+      </w:pPr>
+      <w:r>
+        <w:rPr>
+          <w:b/>
+          <w:bCs/>
+        </w:rPr>
+        <w:t>DRIVER_META: Define your climate drivers, their polarity (</w:t>
+      </w:r>
+      <w:proofErr w:type="spellStart"/>
+      <w:r>
+        <w:rPr>
+          <w:b/>
+          <w:bCs/>
+        </w:rPr>
+        <w:t>high_is_dry</w:t>
+      </w:r>
+      <w:proofErr w:type="spellEnd"/>
+      <w:r>
+        <w:rPr>
+          <w:b/>
+          <w:bCs/>
+        </w:rPr>
+        <w:t xml:space="preserve">), and season labels. Polarity rule: </w:t>
+      </w:r>
+      <w:proofErr w:type="spellStart"/>
+      <w:r>
+        <w:rPr>
+          <w:b/>
+          <w:bCs/>
+        </w:rPr>
+        <w:t>high_is_dry</w:t>
+      </w:r>
+      <w:proofErr w:type="spellEnd"/>
+      <w:r>
+        <w:rPr>
+          <w:b/>
+          <w:bCs/>
+        </w:rPr>
+        <w:t xml:space="preserve"> = TRUE means high values indicate drier conditions (e.g. CWD, VPD) </w:t>
+      </w:r>
+      <w:r>
+        <w:rPr>
+          <w:b/>
+          <w:bCs/>
+        </w:rPr>
+        <w:t>–</w:t>
+      </w:r>
+      <w:r>
+        <w:rPr>
+          <w:b/>
+          <w:bCs/>
+        </w:rPr>
+        <w:t xml:space="preserve"> </w:t>
+      </w:r>
+      <w:proofErr w:type="spellStart"/>
+      <w:r>
+        <w:rPr>
+          <w:b/>
+          <w:bCs/>
+        </w:rPr>
+        <w:t>label_high</w:t>
+      </w:r>
+      <w:proofErr w:type="spellEnd"/>
+      <w:r>
+        <w:rPr>
+          <w:b/>
+          <w:bCs/>
+        </w:rPr>
+        <w:t xml:space="preserve"> should be the dry season. </w:t>
+      </w:r>
+      <w:proofErr w:type="spellStart"/>
+      <w:r>
+        <w:rPr>
+          <w:b/>
+          <w:bCs/>
+        </w:rPr>
+        <w:t>high_is_dry</w:t>
+      </w:r>
+      <w:proofErr w:type="spellEnd"/>
+      <w:r>
+        <w:rPr>
+          <w:b/>
+          <w:bCs/>
+        </w:rPr>
+        <w:t xml:space="preserve"> = FALSE means high values indicate wetter conditions </w:t>
+      </w:r>
+      <w:r>
+        <w:rPr>
+          <w:b/>
+          <w:bCs/>
+        </w:rPr>
+        <w:t>–</w:t>
+      </w:r>
+      <w:r>
+        <w:rPr>
+          <w:b/>
+          <w:bCs/>
+        </w:rPr>
+        <w:t xml:space="preserve"> </w:t>
+      </w:r>
+      <w:proofErr w:type="spellStart"/>
+      <w:r>
+        <w:rPr>
+          <w:b/>
+          <w:bCs/>
+        </w:rPr>
+        <w:t>label_high</w:t>
+      </w:r>
+      <w:proofErr w:type="spellEnd"/>
+      <w:r>
+        <w:rPr>
+          <w:b/>
+          <w:bCs/>
+        </w:rPr>
+        <w:t xml:space="preserve"> should be the wet season. Inconsistent polarity produces mislabelled output without an error.</w:t>
+      </w:r>
+      <w:r>
+        <w:rPr>
+          <w:b/>
+          <w:bCs/>
+        </w:rPr>
+        <w:t xml:space="preserve"> </w:t>
+      </w:r>
+      <w:r>
+        <w:t>Define your climate drivers, their polarity (</w:t>
+      </w:r>
+      <w:proofErr w:type="spellStart"/>
+      <w:r>
+        <w:t>high_is_dry</w:t>
+      </w:r>
+      <w:proofErr w:type="spellEnd"/>
+      <w:r>
+        <w:t>), and season labels.</w:t>
+      </w:r>
+    </w:p>
+    <w:p>
+      <w:pPr>
+        <w:spacing w:after="120"/>
+      </w:pPr>
+      <w:r>
+        <w:rPr>
+          <w:b/>
+          <w:bCs/>
+        </w:rPr>
+        <w:t>STD_THRESHOLDS:  For k = 3 entries, t1 must be strictly less than t2; the pipeline validates this at config load and stops with an informative error if the ordering is violated.</w:t>
+      </w:r>
+      <w:r>
+        <w:rPr>
+          <w:b/>
+          <w:bCs/>
+        </w:rPr>
+        <w:t xml:space="preserve"> </w:t>
+      </w:r>
+      <w:r>
+        <w:t>Literature-backed threshold values for each driver. These should be justified by prior ecological or climatological research.</w:t>
+      </w:r>
+    </w:p>
+    <w:p>
+      <w:pPr>
+        <w:spacing w:after="120"/>
+      </w:pPr>
+      <w:r>
+        <w:rPr>
+          <w:b/>
+          <w:bCs/>
+        </w:rPr>
+        <w:t xml:space="preserve">BASELINE_START / BASELINE_END: </w:t>
+      </w:r>
+      <w:r>
+        <w:t>The climatological baseline period for computing quantile thresholds.</w:t>
+      </w:r>
+    </w:p>
+    <w:p>
+      <w:pPr>
+        <w:spacing w:after="120"/>
+      </w:pPr>
+      <w:r>
+        <w:rPr>
+          <w:b/>
+          <w:bCs/>
+        </w:rPr>
+        <w:t>Tier weights (W_CLIMATE, W_ROBUST, W_VERIFY):  SENS_W_WINNER_CHANGE_PCT (default 25) sets the percentage of weight combinations in which the top candidate may change before the '</w:t>
+      </w:r>
+      <w:proofErr w:type="spellStart"/>
+      <w:r>
+        <w:rPr>
+          <w:b/>
+          <w:bCs/>
+        </w:rPr>
+        <w:t>weight_sensitive</w:t>
+      </w:r>
+      <w:proofErr w:type="spellEnd"/>
+      <w:r>
+        <w:rPr>
+          <w:b/>
+          <w:bCs/>
+        </w:rPr>
+        <w:t>' quality flag is raised.</w:t>
+      </w:r>
+      <w:r>
+        <w:rPr>
+          <w:b/>
+          <w:bCs/>
+        </w:rPr>
+        <w:t xml:space="preserve"> </w:t>
+      </w:r>
+      <w:r>
+        <w:t>Adjust if you have a priori reason to weight one tier differently. The weight sensitivity analysis will reveal whether the winner is sensitive to these choices.</w:t>
+      </w:r>
+    </w:p>
+    <w:p>
+      <w:pPr>
+        <w:spacing w:after="120"/>
+      </w:pPr>
     </w:p>
     <w:p>
       <w:pPr>
         <w:pStyle w:val="Heading1"/>
       </w:pPr>
       <w:r>
-        <w:t>7. Key Output Files</w:t>
-      </w:r>
-    </w:p>
-    <w:p>
-      <w:pPr>
-        <w:spacing w:after="120"/>
-      </w:pPr>
-      <w:r>
-        <w:rPr>
-          <w:b/>
-          <w:bCs/>
-        </w:rPr>
-        <w:t xml:space="preserve">season_assignment_final.csv: </w:t>
-      </w:r>
-      <w:r>
-        <w:t>The final deliverable. Each row maps one Year-Month to a season label with full provenance (driver, method, candidate ID).</w:t>
-      </w:r>
-    </w:p>
-    <w:p>
-      <w:pPr>
-        <w:spacing w:after="120"/>
-      </w:pPr>
-      <w:r>
-        <w:rPr>
-          <w:b/>
-          <w:bCs/>
-        </w:rPr>
-        <w:t xml:space="preserve">decision_table_final.csv: </w:t>
-      </w:r>
-      <w:r>
-        <w:t>Complete decision table for all retained candidates with scores, bootstrap probabilities, and diagnostic columns.</w:t>
-      </w:r>
-    </w:p>
-    <w:p>
-      <w:pPr>
-        <w:spacing w:after="120"/>
-      </w:pPr>
-      <w:r>
-        <w:rPr>
-          <w:b/>
-          <w:bCs/>
-        </w:rPr>
-        <w:t xml:space="preserve">bootstrap_rank_summary.csv: </w:t>
-      </w:r>
-      <w:r>
-        <w:t>Rank stability summary (P(rank 1)</w:t>
-      </w:r>
-      <w:r>
-        <w:t>), decision entropy</w:t>
-      </w:r>
-      <w:r>
-        <w:t>).</w:t>
-      </w:r>
-    </w:p>
-    <w:p>
-      <w:pPr>
-        <w:spacing w:after="120"/>
-      </w:pPr>
-      <w:r>
-        <w:rPr>
-          <w:b/>
-          <w:bCs/>
-        </w:rPr>
-        <w:t xml:space="preserve">weight_sensitivity.csv: </w:t>
-      </w:r>
-      <w:r>
-        <w:t>Winner stability across the tier weight grid.</w:t>
-      </w:r>
-    </w:p>
-    <w:p>
-      <w:pPr>
-        <w:pStyle w:val="Heading1"/>
-      </w:pPr>
-      <w:r>
-        <w:t>8. Customizing for Your Site</w:t>
-      </w:r>
-    </w:p>
-    <w:p>
-      <w:pPr>
-        <w:spacing w:after="120"/>
-      </w:pPr>
-      <w:r>
-        <w:t>All site-specific parameters are in the config file. The most important settings to review are:</w:t>
-      </w:r>
-    </w:p>
-    <w:p>
-      <w:pPr>
-        <w:spacing w:after="120"/>
-      </w:pPr>
-      <w:r>
-        <w:rPr>
-          <w:b/>
-          <w:bCs/>
-        </w:rPr>
-        <w:t xml:space="preserve">DRIVER_META: </w:t>
-      </w:r>
-      <w:r>
-        <w:t>Define your climate drivers, their polarity (high_is_dry), and season labels.</w:t>
-      </w:r>
-    </w:p>
-    <w:p>
-      <w:pPr>
-        <w:spacing w:after="120"/>
-      </w:pPr>
-      <w:r>
-        <w:rPr>
-          <w:b/>
-          <w:bCs/>
-        </w:rPr>
-        <w:t xml:space="preserve">STD_THRESHOLDS: </w:t>
-      </w:r>
-      <w:r>
-        <w:t>Literature-backed threshold values for each driver. These should be justified by prior ecological or climatological research.</w:t>
-      </w:r>
-    </w:p>
-    <w:p>
-      <w:pPr>
-        <w:spacing w:after="120"/>
-      </w:pPr>
-      <w:r>
-        <w:rPr>
-          <w:b/>
-          <w:bCs/>
-        </w:rPr>
-        <w:t xml:space="preserve">BASELINE_START / BASELINE_END: </w:t>
-      </w:r>
-      <w:r>
-        <w:t>The climatological baseline period for computing quantile thresholds.</w:t>
-      </w:r>
-    </w:p>
-    <w:p>
-      <w:pPr>
-        <w:spacing w:after="120"/>
-      </w:pPr>
-      <w:r>
-        <w:rPr>
-          <w:b/>
-          <w:bCs/>
-        </w:rPr>
-        <w:t xml:space="preserve">Tier weights (W_CLIMATE, W_ROBUST, W_VERIFY): </w:t>
-      </w:r>
-      <w:r>
-        <w:t>Adjust if you have a priori reason to weight one tier differently. The weight sensitivity analysis will reveal whether the winner is sensitive to these choices.</w:t>
-      </w:r>
-    </w:p>
-    <w:p>
-      <w:pPr>
-        <w:spacing w:after="120"/>
-      </w:pPr>
-    </w:p>
-    <w:p>
-      <w:pPr>
-        <w:pStyle w:val="Heading1"/>
-      </w:pPr>
-      <w:r>
-        <w:t>Separate configuration instructions</w:t>
+        <w:t>9. Separate configuration instructions</w:t>
       </w:r>
     </w:p>
     <w:p>
@@ -1978,30 +2381,6 @@
     <w:p>
       <w:r>
         <w:t>Use the following separate documents when needed:</w:t>
-      </w:r>
-    </w:p>
-    <w:p>
-      <w:pPr>
-        <w:pStyle w:val="ListBullet"/>
-        <w:tabs>
-          <w:tab w:val="num" w:pos="360"/>
-        </w:tabs>
-        <w:ind w:left="360" w:hanging="360"/>
-      </w:pPr>
-      <w:r>
-        <w:t>test_data/SOP_TestData_ConfigAdjustment.docx for the synthetic test data</w:t>
-      </w:r>
-    </w:p>
-    <w:p>
-      <w:pPr>
-        <w:pStyle w:val="ListBullet"/>
-        <w:tabs>
-          <w:tab w:val="num" w:pos="360"/>
-        </w:tabs>
-        <w:ind w:left="360" w:hanging="360"/>
-      </w:pPr>
-      <w:r>
-        <w:t>SOP_ManuscriptData_ConfigAdjustment.docx when for the TRACE manuscript</w:t>
       </w:r>
     </w:p>
     <w:sectPr>
